--- a/docs/Sampling_Project_Report.docx
+++ b/docs/Sampling_Project_Report.docx
@@ -3224,7 +3224,7 @@
           <w:i w:val="0"/>
           <w:sz w:val="22"/>
         </w:rPr>
-        <w:t>Taking the metric from outside the chain does work. Preconditioning with the observed Fisher information brings acceptance to 24.6%, against the theoretical optimum of 23.4 percent, and raises bulk ESS from 4.2 to 627, a factor of 148, for essentially no additional cost per iteration (2.1 seconds against 2.8 for the full multi-chain run).</w:t>
+        <w:t>Taking the metric from outside the chain does work. Preconditioning with the observed Fisher information brings acceptance to 24.6%, against the theoretical optimum of 23.4 percent, and raises bulk ESS from 4.2 to 627, a factor of 148, for essentially no additional cost per iteration (4.6 seconds against 2.4 for the full multi-chain run).</w:t>
       </w:r>
     </w:p>
     <w:p>
@@ -3502,7 +3502,7 @@
               <w:rPr>
                 <w:sz w:val="19"/>
               </w:rPr>
-              <w:t>2.1 +/- 0.1</w:t>
+              <w:t>4.2 +/- 0.4</w:t>
             </w:r>
           </w:p>
         </w:tc>
@@ -3518,7 +3518,7 @@
               <w:rPr>
                 <w:sz w:val="19"/>
               </w:rPr>
-              <w:t>294</w:t>
+              <w:t>137</w:t>
             </w:r>
           </w:p>
         </w:tc>
@@ -3600,7 +3600,7 @@
               <w:rPr>
                 <w:sz w:val="19"/>
               </w:rPr>
-              <w:t>9.0 +/- 0.4</w:t>
+              <w:t>15.3 +/- 0.6</w:t>
             </w:r>
           </w:p>
         </w:tc>
@@ -3616,7 +3616,7 @@
               <w:rPr>
                 <w:sz w:val="19"/>
               </w:rPr>
-              <w:t>4214</w:t>
+              <w:t>2512</w:t>
             </w:r>
           </w:p>
         </w:tc>
@@ -3698,7 +3698,7 @@
               <w:rPr>
                 <w:sz w:val="19"/>
               </w:rPr>
-              <w:t>45.7 +/- 2.9</w:t>
+              <w:t>73.5 +/- 2.3</w:t>
             </w:r>
           </w:p>
         </w:tc>
@@ -3714,7 +3714,7 @@
               <w:rPr>
                 <w:sz w:val="19"/>
               </w:rPr>
-              <w:t>341</w:t>
+              <w:t>224</w:t>
             </w:r>
           </w:p>
         </w:tc>
@@ -3774,7 +3774,7 @@
           <w:i w:val="0"/>
           <w:sz w:val="22"/>
         </w:rPr>
-        <w:t>The ranking by bulk ESS per second is Gibbs (4214), HMC (341), Preconditioned MH (294). Gibbs leads because each draw is exact and cheap; HMC produces nearly uncorrelated draws but pays for 15 gradient evaluations per iteration; preconditioned Metropolis is cheapest per iteration but still random-walks. The Monte Carlo standard errors tell the same story in the units that matter for reporting a posterior mean.</w:t>
+        <w:t>The ranking by bulk ESS per second is Gibbs (2512), HMC (224), Preconditioned MH (137). Gibbs leads because each draw is exact and cheap; HMC produces nearly uncorrelated draws but pays for 15 gradient evaluations per iteration; preconditioned Metropolis is cheapest per iteration but still random-walks. The Monte Carlo standard errors tell the same story in the units that matter for reporting a posterior mean.</w:t>
       </w:r>
     </w:p>
     <w:p>
@@ -3853,7 +3853,7 @@
           <w:i w:val="0"/>
           <w:sz w:val="22"/>
         </w:rPr>
-        <w:t>The same posterior was also sampled with emcee 3.1.6 [14], which implements the affine-invariant ensemble algorithm of Goodman and Weare [15]. It shares nothing with our methods: no conditional structure, no gradients and no proposal covariance, and it is written by others. Running 40 walkers for 12,000 steps and discarding 4,000 produced 320,000 draws in 19.0 seconds, with worst R-hat 1.0208 and minimum bulk ESS 1982. Its posterior means agree with Gibbs to within 0.00055.</w:t>
+        <w:t>The same posterior was also sampled with emcee 3.1.6 [14], which implements the affine-invariant ensemble algorithm of Goodman and Weare [15]. It shares nothing with our methods: no conditional structure, no gradients and no proposal covariance, and it is written by others. Running 40 walkers for 12,000 steps and discarding 4,000 produced 320,000 draws in 38.2 seconds, with worst R-hat 1.0240 and minimum bulk ESS 1918. Its posterior means agree with Gibbs to within 0.00086.</w:t>
       </w:r>
     </w:p>
     <w:p>
@@ -3881,7 +3881,7 @@
           <w:i w:val="0"/>
           <w:sz w:val="22"/>
         </w:rPr>
-        <w:t>One caveat: at R-hat 1.0208 the emcee run is itself slightly above the 1.01 threshold used for our own samplers. Ensemble samplers correlate their walkers by construction, so the split-chain diagnostic is conservative when applied to them, but the agreement it supports is correspondingly approximate and is quoted here to four decimal places rather than more.</w:t>
+        <w:t>One caveat: at R-hat 1.0240 the emcee run is itself slightly above the 1.01 threshold used for our own samplers. Ensemble samplers correlate their walkers by construction, so the split-chain diagnostic is conservative when applied to them, but the agreement it supports is correspondingly approximate and is quoted here to four decimal places rather than more.</w:t>
       </w:r>
     </w:p>
     <w:p>

--- a/docs/Sampling_Project_Report.docx
+++ b/docs/Sampling_Project_Report.docx
@@ -76,7 +76,7 @@
           <w:i w:val="0"/>
           <w:sz w:val="22"/>
         </w:rPr>
-        <w:t>Institution: [INSTITUTION - to be completed]</w:t>
+        <w:t>Institution: __________________________</w:t>
       </w:r>
     </w:p>
     <w:p>
@@ -91,7 +91,7 @@
           <w:i w:val="0"/>
           <w:sz w:val="22"/>
         </w:rPr>
-        <w:t>Course: [COURSE NUMBER - to be completed]</w:t>
+        <w:t>Course: Advanced Methods in Machine Learning</w:t>
       </w:r>
     </w:p>
     <w:p>
@@ -106,7 +106,7 @@
           <w:i w:val="0"/>
           <w:sz w:val="22"/>
         </w:rPr>
-        <w:t>Lecturer: [LECTURER - to be completed]</w:t>
+        <w:t>Lecturer: Dr. Boaz Tamir</w:t>
       </w:r>
     </w:p>
     <w:p>
@@ -121,7 +121,7 @@
           <w:i w:val="0"/>
           <w:sz w:val="22"/>
         </w:rPr>
-        <w:t>Student IDs: [STUDENT ID NUMBERS - to be completed]</w:t>
+        <w:t>Student IDs: __________________________</w:t>
       </w:r>
     </w:p>
     <w:p>
@@ -177,7 +177,7 @@
           <w:i w:val="0"/>
           <w:sz w:val="22"/>
         </w:rPr>
-        <w:t>Markov chain Monte Carlo (MCMC) makes Bayesian inference possible when the posterior has no closed form, but its reliability rests on diagnostics that are easy to misread. This study compares five samplers, all implemented from scratch, on Bayesian linear regression for forecasting virtual-machine CPU utilisation 5 minutes ahead, using the Bitbrains GWA-T-12 datacenter traces [1]. The samplers are random-walk Metropolis-Hastings, adaptive Metropolis, Fisher-preconditioned Metropolis, Gibbs sampling and Hamiltonian Monte Carlo. Observations are split chronologically, with an embargo preventing feature windows from crossing split boundaries and all scaling estimated on training data alone. Convergence is assessed with rank-normalised and folded R-hat and with bulk and tail effective sample size (ESS), computed jointly across 4 dispersed chains [2]. Gibbs, Hamiltonian Monte Carlo and preconditioned Metropolis converge. Plain random-walk Metropolis and adaptive Metropolis do not, reaching R-hat 4.40 and 3.35, with posterior means wrong by 1.36 and 1.44 against a deterministic quadrature reference. The cause is posterior anisotropy, condition number 314. Preconditioning with the observed Fisher information raises bulk ESS from 4 to 627, and the converged samplers reproduce the quadrature reference to within 0.0025. Test residuals have an excess kurtosis of 111, so a Gaussian likelihood yields posterior predictive intervals that are far too wide, nominal 50% intervals covering 94.7%. A Student-t likelihood, with degrees of freedom selected on validation data, reduces this to 74.6% and cuts the median absolute error from 0.210 to 0.072 CPU percentage points, but the intervals remain substantially miscalibrated.</w:t>
+        <w:t>Markov chain Monte Carlo (MCMC) makes Bayesian inference possible when the posterior has no closed form, but its reliability rests on diagnostics that are easy to misread. This study compares five samplers, all implemented from scratch, on Bayesian linear regression for forecasting virtual-machine CPU utilisation 5 minutes ahead, using the Bitbrains GWA-T-12 datacenter traces [1]. The samplers are random-walk Metropolis-Hastings, adaptive Metropolis, Fisher-preconditioned Metropolis, Gibbs sampling and Hamiltonian Monte Carlo. Observations are split chronologically, with an embargo preventing feature windows from crossing split boundaries and all scaling estimated on training data alone. Convergence is assessed with rank-normalised and folded R-hat and with bulk and tail effective sample size (ESS), computed jointly across 4 dispersed chains [2]. Gibbs, Hamiltonian Monte Carlo and preconditioned Metropolis converge. Plain random-walk Metropolis and adaptive Metropolis do not, reaching R-hat 4.40 and 3.35, with posterior means wrong by 1.36 and 1.44 against a deterministic quadrature reference. The cause is posterior anisotropy, condition number 314. Preconditioning with the observed Fisher information raises bulk ESS from 4 to 627, and the converged samplers reproduce the quadrature reference to within 0.0025. Test residuals have an excess kurtosis of 111, so a Gaussian likelihood yields posterior predictive intervals that are far too wide, nominal 50% intervals covering 94.7%. A Student-t likelihood, with degrees of freedom selected on validation data, reduces this to 74.1% and cuts the median absolute error from 0.210 to 0.072 CPU percentage points, but the intervals remain substantially miscalibrated.</w:t>
       </w:r>
     </w:p>
     <w:p>
@@ -196,24 +196,10 @@
     </w:p>
     <w:p>
       <w:r>
-        <w:fldChar w:fldCharType="begin"/>
+        <w:fldChar w:fldCharType="begin" w:dirty="true"/>
         <w:instrText xml:space="preserve"> TOC \o "1-3" \h \z \u </w:instrText>
         <w:fldChar w:fldCharType="separate"/>
         <w:fldChar w:fldCharType="end"/>
-      </w:r>
-    </w:p>
-    <w:p>
-      <w:pPr>
-        <w:keepNext w:val="0"/>
-        <w:spacing w:after="120"/>
-      </w:pPr>
-      <w:r>
-        <w:rPr>
-          <w:b w:val="0"/>
-          <w:i/>
-          <w:sz w:val="18"/>
-        </w:rPr>
-        <w:t>If the entries above appear empty, open the document in Word and press Ctrl+A then F9 to build the table of contents with page numbers and links.</w:t>
       </w:r>
     </w:p>
     <w:p>
@@ -3224,7 +3210,7 @@
           <w:i w:val="0"/>
           <w:sz w:val="22"/>
         </w:rPr>
-        <w:t>Taking the metric from outside the chain does work. Preconditioning with the observed Fisher information brings acceptance to 24.6%, against the theoretical optimum of 23.4 percent, and raises bulk ESS from 4.2 to 627, a factor of 148, for essentially no additional cost per iteration (4.6 seconds against 2.4 for the full multi-chain run).</w:t>
+        <w:t>Taking the metric from outside the chain does work. Preconditioning with the observed Fisher information brings acceptance to 24.6%, against the theoretical optimum of 23.4 percent, and raises bulk ESS from 4.2 to 627, a factor of 148, for essentially no additional cost per iteration (4.9 seconds against 7.3 for the full multi-chain run).</w:t>
       </w:r>
     </w:p>
     <w:p>
@@ -3502,7 +3488,7 @@
               <w:rPr>
                 <w:sz w:val="19"/>
               </w:rPr>
-              <w:t>4.2 +/- 0.4</w:t>
+              <w:t>4.7 +/- 0.2</w:t>
             </w:r>
           </w:p>
         </w:tc>
@@ -3518,7 +3504,7 @@
               <w:rPr>
                 <w:sz w:val="19"/>
               </w:rPr>
-              <w:t>137</w:t>
+              <w:t>129</w:t>
             </w:r>
           </w:p>
         </w:tc>
@@ -3600,7 +3586,7 @@
               <w:rPr>
                 <w:sz w:val="19"/>
               </w:rPr>
-              <w:t>15.3 +/- 0.6</w:t>
+              <w:t>18.1 +/- 0.9</w:t>
             </w:r>
           </w:p>
         </w:tc>
@@ -3616,7 +3602,7 @@
               <w:rPr>
                 <w:sz w:val="19"/>
               </w:rPr>
-              <w:t>2512</w:t>
+              <w:t>2300</w:t>
             </w:r>
           </w:p>
         </w:tc>
@@ -3698,7 +3684,7 @@
               <w:rPr>
                 <w:sz w:val="19"/>
               </w:rPr>
-              <w:t>73.5 +/- 2.3</w:t>
+              <w:t>82.5 +/- 7.5</w:t>
             </w:r>
           </w:p>
         </w:tc>
@@ -3714,7 +3700,7 @@
               <w:rPr>
                 <w:sz w:val="19"/>
               </w:rPr>
-              <w:t>224</w:t>
+              <w:t>200</w:t>
             </w:r>
           </w:p>
         </w:tc>
@@ -3774,7 +3760,7 @@
           <w:i w:val="0"/>
           <w:sz w:val="22"/>
         </w:rPr>
-        <w:t>The ranking by bulk ESS per second is Gibbs (2512), HMC (224), Preconditioned MH (137). Gibbs leads because each draw is exact and cheap; HMC produces nearly uncorrelated draws but pays for 15 gradient evaluations per iteration; preconditioned Metropolis is cheapest per iteration but still random-walks. The Monte Carlo standard errors tell the same story in the units that matter for reporting a posterior mean.</w:t>
+        <w:t>The ranking by bulk ESS per second is Gibbs (2300), HMC (200), Preconditioned MH (129). Gibbs leads because each draw is exact and cheap; HMC produces nearly uncorrelated draws but pays for 15 gradient evaluations per iteration; preconditioned Metropolis is cheapest per iteration but still random-walks. The Monte Carlo standard errors tell the same story in the units that matter for reporting a posterior mean.</w:t>
       </w:r>
     </w:p>
     <w:p>
@@ -3853,7 +3839,7 @@
           <w:i w:val="0"/>
           <w:sz w:val="22"/>
         </w:rPr>
-        <w:t>The same posterior was also sampled with emcee 3.1.6 [14], which implements the affine-invariant ensemble algorithm of Goodman and Weare [15]. It shares nothing with our methods: no conditional structure, no gradients and no proposal covariance, and it is written by others. Running 40 walkers for 12,000 steps and discarding 4,000 produced 320,000 draws in 38.2 seconds, with worst R-hat 1.0240 and minimum bulk ESS 1918. Its posterior means agree with Gibbs to within 0.00086.</w:t>
+        <w:t>The same posterior was also sampled with emcee 3.1.6 [14], which implements the affine-invariant ensemble algorithm of Goodman and Weare [15]. It shares nothing with our methods: no conditional structure, no gradients and no proposal covariance, and it is written by others. Running 40 walkers for 12,000 steps and discarding 4,000 produced 320,000 draws in 46.3 seconds, with worst R-hat 1.0224 and minimum bulk ESS 1885. Its posterior means agree with Gibbs to within 0.00112.</w:t>
       </w:r>
     </w:p>
     <w:p>
@@ -3881,7 +3867,7 @@
           <w:i w:val="0"/>
           <w:sz w:val="22"/>
         </w:rPr>
-        <w:t>One caveat: at R-hat 1.0240 the emcee run is itself slightly above the 1.01 threshold used for our own samplers. Ensemble samplers correlate their walkers by construction, so the split-chain diagnostic is conservative when applied to them, but the agreement it supports is correspondingly approximate and is quoted here to four decimal places rather than more.</w:t>
+        <w:t>One caveat: at R-hat 1.0224 the emcee run is itself slightly above the 1.01 threshold used for our own samplers. Ensemble samplers correlate their walkers by construction, so the split-chain diagnostic is conservative when applied to them, but the agreement it supports is correspondingly approximate and is quoted here to four decimal places rather than more.</w:t>
       </w:r>
     </w:p>
     <w:p>
@@ -3919,6 +3905,20 @@
           <w:sz w:val="22"/>
         </w:rPr>
         <w:t>Metropolis and HMC both require tuning; the Gibbs samplers do not. For HMC the step size epsilon and the number of leapfrog steps L are varied jointly, because they trade off against one another and neither is interpretable alone. Efficiency is reported as bulk ESS per gradient evaluation, which is the natural currency for a gradient method, alongside acceptance rate and R-hat.</w:t>
+      </w:r>
+    </w:p>
+    <w:p>
+      <w:pPr>
+        <w:keepNext w:val="0"/>
+        <w:spacing w:after="120"/>
+      </w:pPr>
+      <w:r>
+        <w:rPr>
+          <w:b w:val="0"/>
+          <w:i w:val="0"/>
+          <w:sz w:val="22"/>
+        </w:rPr>
+        <w:t>The grid runs differ from the main experiment in one respect that should be stated. They are warm started at the least-squares fit with small random perturbations, rather than from the overdispersed points used in Section 5.2. Short runs from dispersed starts would spend most of their length travelling to the posterior, so the resulting diagnostics would measure burn-in rather than the effect of the tuning parameters, which is what the grid is meant to isolate. The cost of that choice is that split R-hat is a weaker guarantee here than in Table 4, because chains that begin close together can agree without having explored the posterior. The grid should therefore be read as ranking configurations against one another, not as certifying any of them as converged.</w:t>
       </w:r>
     </w:p>
     <w:p>
@@ -6620,7 +6620,7 @@
               <w:rPr>
                 <w:sz w:val="19"/>
               </w:rPr>
-              <w:t>1.6303</w:t>
+              <w:t>1.6305</w:t>
             </w:r>
           </w:p>
         </w:tc>
@@ -6636,7 +6636,7 @@
               <w:rPr>
                 <w:sz w:val="19"/>
               </w:rPr>
-              <w:t>75.0%</w:t>
+              <w:t>74.9%</w:t>
             </w:r>
           </w:p>
         </w:tc>
@@ -6652,7 +6652,7 @@
               <w:rPr>
                 <w:sz w:val="19"/>
               </w:rPr>
-              <w:t>97.8%</w:t>
+              <w:t>97.7%</w:t>
             </w:r>
           </w:p>
         </w:tc>
@@ -6668,7 +6668,7 @@
               <w:rPr>
                 <w:sz w:val="19"/>
               </w:rPr>
-              <w:t>0.0144</w:t>
+              <w:t>0.0143</w:t>
             </w:r>
           </w:p>
         </w:tc>
@@ -6702,7 +6702,7 @@
               <w:rPr>
                 <w:sz w:val="19"/>
               </w:rPr>
-              <w:t>1.6157</w:t>
+              <w:t>1.6158</w:t>
             </w:r>
           </w:p>
         </w:tc>
@@ -6784,7 +6784,7 @@
               <w:rPr>
                 <w:sz w:val="19"/>
               </w:rPr>
-              <w:t>1.5897</w:t>
+              <w:t>1.5898</w:t>
             </w:r>
           </w:p>
         </w:tc>
@@ -7190,6 +7190,20 @@
     </w:p>
     <w:p>
       <w:pPr>
+        <w:keepNext w:val="0"/>
+        <w:spacing w:after="120"/>
+      </w:pPr>
+      <w:r>
+        <w:rPr>
+          <w:b w:val="0"/>
+          <w:i w:val="0"/>
+          <w:sz w:val="22"/>
+        </w:rPr>
+        <w:t>The Student-t model is held to the same standard as the samplers in Section 5. It is fitted with 4 chains from overdispersed starting points and diagnosed with the same estimators and the same worst-case aggregation, giving R-hat 1.0012 and minimum bulk ESS 2272, which meets the criterion of R-hat below 1.01 and bulk ESS at least 400 used throughout. Every Student-t number reported in this section comes from those 4 chains pooled, not from a single run. This matters because the argument of Section 5 is that a sampler which has not been diagnosed cannot support conclusions, and that argument applies to the model used for the predictive results just as much as to the ones being compared.</w:t>
+      </w:r>
+    </w:p>
+    <w:p>
+      <w:pPr>
         <w:keepNext/>
         <w:spacing w:after="60"/>
       </w:pPr>
@@ -7532,7 +7546,7 @@
               <w:rPr>
                 <w:sz w:val="19"/>
               </w:rPr>
-              <w:t>0.0144</w:t>
+              <w:t>0.0145</w:t>
             </w:r>
           </w:p>
         </w:tc>
@@ -7897,7 +7911,7 @@
               <w:rPr>
                 <w:sz w:val="19"/>
               </w:rPr>
-              <w:t>74.6%</w:t>
+              <w:t>74.1%</w:t>
             </w:r>
           </w:p>
         </w:tc>
@@ -7913,7 +7927,7 @@
               <w:rPr>
                 <w:sz w:val="19"/>
               </w:rPr>
-              <w:t>[70.0%, 79.3%]</w:t>
+              <w:t>[69.6%, 79.0%]</w:t>
             </w:r>
           </w:p>
         </w:tc>
@@ -8059,7 +8073,7 @@
               <w:rPr>
                 <w:sz w:val="19"/>
               </w:rPr>
-              <w:t>1.74</w:t>
+              <w:t>1.75</w:t>
             </w:r>
           </w:p>
         </w:tc>
@@ -8103,7 +8117,7 @@
           <w:i w:val="0"/>
           <w:sz w:val="22"/>
         </w:rPr>
-        <w:t>The Student-t likelihood improves calibration substantially but does not fix it. Coverage of the nominal 50 percent interval falls from 94.7% to 74.6% and the mean width from 2.36 to 0.33 percentage points, yet 74.6% against a nominal 50 percent is still severely miscalibrated: the intervals remain about 1.5 times wider than they should be. This is a partial improvement, not a repair, and the residual miscalibration is consistent with the diagnostics of Section 6.4: a Student-t with a single scale still assumes one noise level for every machine and every time, whereas the data are heteroscedastic across machines, as Section 3.5 showed, and serially dependent.</w:t>
+        <w:t>The Student-t likelihood improves calibration substantially but does not fix it. Coverage of the nominal 50 percent interval falls from 94.7% to 74.1% and the mean width from 2.36 to 0.33 percentage points, yet 74.1% against a nominal 50 percent is still severely miscalibrated: the intervals remain about 1.5 times wider than they should be. This is a partial improvement, not a repair, and the residual miscalibration is consistent with the diagnostics of Section 6.4: a Student-t with a single scale still assumes one noise level for every machine and every time, whereas the data are heteroscedastic across machines, as Section 3.5 showed, and serially dependent.</w:t>
       </w:r>
     </w:p>
     <w:p>
@@ -8290,7 +8304,7 @@
           <w:i w:val="0"/>
           <w:sz w:val="22"/>
         </w:rPr>
-        <w:t>RQ3. The intervals are not calibrated. A Gaussian likelihood produces nominal 50 percent intervals covering 94.7%, because heavy-tailed residuals inflate the single noise parameter. A Student-t likelihood selected on validation data reduces this to 74.6%, a substantial but partial improvement.</w:t>
+        <w:t>RQ3. The intervals are not calibrated. A Gaussian likelihood produces nominal 50 percent intervals covering 94.7%, because heavy-tailed residuals inflate the single noise parameter. A Student-t likelihood selected on validation data reduces this to 74.1%, a substantial but partial improvement.</w:t>
       </w:r>
     </w:p>
     <w:p>
@@ -8462,7 +8476,7 @@
         <w:ind w:left="720"/>
       </w:pPr>
       <w:r>
-        <w:t>Posterior predictive intervals from a Gaussian likelihood are badly miscalibrated, a nominal 50 percent interval covering 94.7%, because test residuals have excess kurtosis 111. A Student-t likelihood chosen on validation data improves this to 74.6% and reduces the median absolute error from 0.210 to 0.072 percentage points, but the intervals remain substantially wider than nominal.</w:t>
+        <w:t>Posterior predictive intervals from a Gaussian likelihood are badly miscalibrated, a nominal 50 percent interval covering 94.7%, because test residuals have excess kurtosis 111. A Student-t likelihood chosen on validation data improves this to 74.1% and reduces the median absolute error from 0.210 to 0.072 percentage points, but the intervals remain substantially wider than nominal.</w:t>
       </w:r>
     </w:p>
     <w:p>

--- a/docs/Sampling_Project_Report.docx
+++ b/docs/Sampling_Project_Report.docx
@@ -177,7 +177,7 @@
           <w:i w:val="0"/>
           <w:sz w:val="22"/>
         </w:rPr>
-        <w:t>Markov chain Monte Carlo (MCMC) makes Bayesian inference possible when the posterior has no closed form, but its reliability rests on diagnostics that are easy to misread. This study compares five samplers, all implemented from scratch, on Bayesian linear regression for forecasting virtual-machine CPU utilisation 5 minutes ahead, using the Bitbrains GWA-T-12 datacenter traces [1]. The samplers are random-walk Metropolis-Hastings, adaptive Metropolis, Fisher-preconditioned Metropolis, Gibbs sampling and Hamiltonian Monte Carlo. Observations are split chronologically, with an embargo preventing feature windows from crossing split boundaries and all scaling estimated on training data alone. Convergence is assessed with rank-normalised and folded R-hat and with bulk and tail effective sample size (ESS), computed jointly across 4 dispersed chains [2]. Gibbs, Hamiltonian Monte Carlo and preconditioned Metropolis converge. Plain random-walk Metropolis and adaptive Metropolis do not, reaching R-hat 4.40 and 3.35, with posterior means wrong by 1.36 and 1.44 against a deterministic quadrature reference. The cause is posterior anisotropy, condition number 314. Preconditioning with the observed Fisher information raises bulk ESS from 4 to 627, and the converged samplers reproduce the quadrature reference to within 0.0025. Test residuals have an excess kurtosis of 111, so a Gaussian likelihood yields posterior predictive intervals that are far too wide, nominal 50% intervals covering 94.7%. A Student-t likelihood, with degrees of freedom selected on validation data, reduces this to 74.1% and cuts the median absolute error from 0.210 to 0.072 CPU percentage points, but the intervals remain substantially miscalibrated.</w:t>
+        <w:t>Markov chain Monte Carlo (MCMC) makes Bayesian inference possible when the posterior has no closed form, but its reliability rests on diagnostics that are easy to misread. This study compares five samplers, all implemented from scratch, on Bayesian linear regression for forecasting virtual-machine CPU utilisation 5 minutes ahead, using the Bitbrains GWA-T-12 datacenter traces [1]. The samplers are random-walk Metropolis-Hastings, adaptive Metropolis, Fisher-preconditioned Metropolis, Gibbs sampling and Hamiltonian Monte Carlo. Observations are split chronologically, with an embargo preventing feature windows from crossing split boundaries and all scaling estimated on training data alone. Convergence is assessed with rank-normalised and folded R-hat and with bulk and tail effective sample size (ESS), computed jointly across 4 dispersed chains [2]. Gibbs and Hamiltonian Monte Carlo converge; preconditioned Metropolis converges only with a longer run. Plain random-walk Metropolis and adaptive Metropolis do not, reaching R-hat 4.53 and 3.48, with posterior means wrong by 1.36 and 1.44 against a deterministic quadrature reference. The cause is posterior anisotropy, condition number 314. Preconditioning with the observed Fisher information raises bulk ESS from 4 to 599, and the converged samplers reproduce the quadrature reference to within 0.0010. Test residuals have an excess kurtosis of 111, so a Gaussian likelihood yields posterior predictive intervals that are far too wide, nominal 50% intervals covering 94.7%. A Student-t likelihood, with degrees of freedom selected on validation data, reduces this to 74.1% and cuts the median absolute error from 0.210 to 0.072 CPU percentage points, but the intervals remain substantially miscalibrated.</w:t>
       </w:r>
     </w:p>
     <w:p>
@@ -384,7 +384,7 @@
           <w:i/>
           <w:sz w:val="23"/>
         </w:rPr>
-        <w:t>sigma^2 ~ Inverse-Gamma(a0 = 2, b0 = 1)  in shape-rate form</w:t>
+        <w:t>1/sigma^2 ~ Gamma(a0 = 2, rate = b0 = 1),  equivalently  sigma^2 ~ Inverse-Gamma(a0 = 2, scale = b0 = 1)</w:t>
       </w:r>
     </w:p>
     <w:p>
@@ -398,7 +398,7 @@
           <w:i w:val="0"/>
           <w:sz w:val="22"/>
         </w:rPr>
-        <w:t>The Inverse-Gamma is parameterised by shape a0 and rate b0, with density proportional to (sigma^2)^(-a0-1) exp(-b0 / sigma^2). The Gamma distributions appearing in the Student-t sampler of Section 2.6 are likewise in shape-rate form. This matters in implementation because NumPy draws Gamma variates with a scale argument, so every rate is passed as its reciprocal.</w:t>
+        <w:t>The precision 1/sigma^2 follows a Gamma in shape-rate form; inverting gives sigma^2 an Inverse-Gamma in shape-scale form, with density proportional to (sigma^2)^(-a0-1) exp(-b0 / sigma^2). The Gamma distributions appearing in the Student-t sampler of Section 2.6 are likewise in shape-rate form. This matters in implementation because NumPy draws Gamma variates with a scale argument, so every rate is passed as its reciprocal.</w:t>
       </w:r>
     </w:p>
     <w:p>
@@ -816,7 +816,7 @@
           <w:i w:val="0"/>
           <w:sz w:val="22"/>
         </w:rPr>
-        <w:t>Each diagnostic is computed for one parameter at a time, for the intercept, two further coefficients and sigma^2. The single number reported for a sampler is the worst case: the maximum R-hat and the minimum bulk and tail ESS over those parameters. Taking the worst rather than an average prevents one badly behaved coordinate from being hidden by well behaved ones. Efficiency per second uses the same minimum bulk ESS and the same total runtime, so the ratio is internally consistent.</w:t>
+        <w:t>Each diagnostic is computed for one parameter at a time, for all 11 regression coefficients and the noise variance sigma^2, 12 parameters in total. The single number reported for a sampler is the worst case: the maximum R-hat and the minimum bulk and tail ESS over those parameters. Taking the worst rather than an average prevents one badly behaved coordinate from being hidden by well behaved ones. Efficiency per second uses the same minimum bulk ESS and the same total runtime, so the ratio is internally consistent.</w:t>
       </w:r>
     </w:p>
     <w:p>
@@ -2603,7 +2603,7 @@
               <w:rPr>
                 <w:sz w:val="19"/>
               </w:rPr>
-              <w:t>4.3965</w:t>
+              <w:t>4.5314</w:t>
             </w:r>
           </w:p>
         </w:tc>
@@ -2685,7 +2685,7 @@
               <w:rPr>
                 <w:sz w:val="19"/>
               </w:rPr>
-              <w:t>3.3495</w:t>
+              <w:t>3.4831</w:t>
             </w:r>
           </w:p>
         </w:tc>
@@ -2717,7 +2717,7 @@
               <w:rPr>
                 <w:sz w:val="19"/>
               </w:rPr>
-              <w:t>14</w:t>
+              <w:t>10</w:t>
             </w:r>
           </w:p>
         </w:tc>
@@ -2767,7 +2767,7 @@
               <w:rPr>
                 <w:sz w:val="19"/>
               </w:rPr>
-              <w:t>1.0084</w:t>
+              <w:t>1.0109</w:t>
             </w:r>
           </w:p>
         </w:tc>
@@ -2783,7 +2783,7 @@
               <w:rPr>
                 <w:sz w:val="19"/>
               </w:rPr>
-              <w:t>627</w:t>
+              <w:t>599</w:t>
             </w:r>
           </w:p>
         </w:tc>
@@ -2799,7 +2799,7 @@
               <w:rPr>
                 <w:sz w:val="19"/>
               </w:rPr>
-              <w:t>1227</w:t>
+              <w:t>1059</w:t>
             </w:r>
           </w:p>
         </w:tc>
@@ -2815,7 +2815,7 @@
               <w:rPr>
                 <w:sz w:val="19"/>
               </w:rPr>
-              <w:t>yes</w:t>
+              <w:t>no</w:t>
             </w:r>
           </w:p>
         </w:tc>
@@ -2865,7 +2865,7 @@
               <w:rPr>
                 <w:sz w:val="19"/>
               </w:rPr>
-              <w:t>39526</w:t>
+              <w:t>39068</w:t>
             </w:r>
           </w:p>
         </w:tc>
@@ -2931,7 +2931,7 @@
               <w:rPr>
                 <w:sz w:val="19"/>
               </w:rPr>
-              <w:t>1.0004</w:t>
+              <w:t>1.0008</w:t>
             </w:r>
           </w:p>
         </w:tc>
@@ -2947,7 +2947,7 @@
               <w:rPr>
                 <w:sz w:val="19"/>
               </w:rPr>
-              <w:t>15905</w:t>
+              <w:t>3670</w:t>
             </w:r>
           </w:p>
         </w:tc>
@@ -2963,7 +2963,7 @@
               <w:rPr>
                 <w:sz w:val="19"/>
               </w:rPr>
-              <w:t>23997</w:t>
+              <w:t>8209</w:t>
             </w:r>
           </w:p>
         </w:tc>
@@ -3009,7 +3009,7 @@
           <w:i w:val="0"/>
           <w:sz w:val="22"/>
         </w:rPr>
-        <w:t>Three samplers meet the criterion and two do not. Plain Metropolis reaches R-hat 4.40 and adaptive Metropolis 3.35, both far above the threshold, with bulk ESS in single figures out of 40,000 draws. Neither has converged, and no quantity derived from them, whether a posterior mean, an efficiency figure or a predictive score, can be interpreted as an estimate of the target.</w:t>
+        <w:t>Two samplers meet the criterion at the standard run length and three do not. Plain Metropolis reaches R-hat 4.53 and adaptive Metropolis 3.48, both far above the threshold, with bulk ESS in single figures out of 40,000 draws. Neither has converged, and no quantity derived from them, whether a posterior mean, an efficiency figure or a predictive score, can be interpreted as an estimate of the target.</w:t>
       </w:r>
     </w:p>
     <w:p>
@@ -3023,7 +3023,7 @@
           <w:i w:val="0"/>
           <w:sz w:val="22"/>
         </w:rPr>
-        <w:t>Preconditioned Metropolis sits at R-hat 1.0084 with the shorter runs, which is close enough to the 1.01 threshold to be called borderline rather than settled. Extending it to 40,000 draws per chain gives R-hat 1.0024 and bulk ESS 2117, which is comfortably converged. Both figures are reported so the borderline case is visible rather than concealed by rounding.</w:t>
+        <w:t>Preconditioned Metropolis does not converge at 10,000 draws per chain, with R-hat 1.0109 exceeding the 1.01 threshold. Monitoring all 12 parameters exposed a coordinate that was not visible in a smaller diagnostic set. Extending to 40,000 draws per chain gives R-hat 1.0033 and bulk ESS 2117, which does converge, confirming that the standard run length was insufficient rather than the method itself failing.</w:t>
       </w:r>
     </w:p>
     <w:p>
@@ -3091,7 +3091,7 @@
           <w:i w:val="0"/>
           <w:sz w:val="22"/>
         </w:rPr>
-        <w:t>The consequences are visible in the estimates themselves. Compared with the deterministic quadrature reference of Section 5.5, the converged samplers agree to within 0.0025, while plain Metropolis is wrong by 1.36 and adaptive Metropolis by 1.44. For scale, the widest direction of the posterior has standard deviation 0.0499, so both errors exceed the entire spread of the posterior.</w:t>
+        <w:t>The consequences are visible in the estimates themselves. Compared with the deterministic quadrature reference of Section 5.5, the converged samplers agree to within 0.0010, while plain Metropolis is wrong by 1.36 and adaptive Metropolis by 1.44. For scale, the widest direction of the posterior has standard deviation 0.0499, so both errors exceed the entire spread of the posterior.</w:t>
       </w:r>
     </w:p>
     <w:p>
@@ -3182,7 +3182,7 @@
           <w:i w:val="0"/>
           <w:sz w:val="22"/>
         </w:rPr>
-        <w:t>Estimating the proposal covariance from the chain's own history, the textbook adaptive recipe, made matters worse: acceptance collapsed to 1.1% and R-hat rose to 3.35. The reason is a bootstrap problem. Adaptation needs the chain to have explored enough to estimate its own covariance, but the unpreconditioned chain has an integrated autocorrelation time of the order of the run length, so across 2,000 burn-in iterations it supplies only a handful of effectively independent points from which to estimate a 12-dimensional covariance. What the estimate captures instead is the transient drift from the dispersed start toward the mode, whose spread along the direction of travel is much larger than the posterior; scaling that by 2.38^2/d produces proposals so large that almost everything is rejected.</w:t>
+        <w:t>Estimating the proposal covariance from the chain's own history, the textbook adaptive recipe, made matters worse: acceptance collapsed to 1.1% and R-hat rose to 3.48. The reason is a bootstrap problem. Adaptation needs the chain to have explored enough to estimate its own covariance, but the unpreconditioned chain has an integrated autocorrelation time of the order of the run length, so across 2,000 burn-in iterations it supplies only a handful of effectively independent points from which to estimate a 12-dimensional covariance. What the estimate captures instead is the transient drift from the dispersed start toward the mode, whose spread along the direction of travel is much larger than the posterior; scaling that by 2.38^2/d produces proposals so large that almost everything is rejected.</w:t>
       </w:r>
     </w:p>
     <w:p>
@@ -3210,7 +3210,7 @@
           <w:i w:val="0"/>
           <w:sz w:val="22"/>
         </w:rPr>
-        <w:t>Taking the metric from outside the chain does work. Preconditioning with the observed Fisher information brings acceptance to 24.6%, against the theoretical optimum of 23.4 percent, and raises bulk ESS from 4.2 to 627, a factor of 148, for essentially no additional cost per iteration (4.9 seconds against 7.3 for the full multi-chain run).</w:t>
+        <w:t>Taking the metric from outside the chain does work. Preconditioning with the observed Fisher information brings acceptance to 24.6%, against the theoretical optimum of 23.4 percent, and raises bulk ESS from 4.2 to 599, a factor of 142, for essentially no additional cost per iteration (7.7 seconds against 6.9 for the full multi-chain run).</w:t>
       </w:r>
     </w:p>
     <w:p>
@@ -3224,7 +3224,7 @@
           <w:i w:val="0"/>
           <w:sz w:val="22"/>
         </w:rPr>
-        <w:t>The gain should not be overstated. At 627 effective draws out of 40,000, preconditioned Metropolis remains an order of magnitude behind Gibbs and HMC. Matching the metric to the posterior removes the penalty for anisotropy; it does not remove the random walk.</w:t>
+        <w:t>The gain should not be overstated. At 599 effective draws out of 40,000, preconditioned Metropolis remains an order of magnitude behind Gibbs and HMC. Matching the metric to the posterior removes the penalty for anisotropy; it does not remove the random walk.</w:t>
       </w:r>
     </w:p>
     <w:p>
@@ -3440,7 +3440,7 @@
               <w:rPr>
                 <w:sz w:val="19"/>
               </w:rPr>
-              <w:t>Preconditioned MH</w:t>
+              <w:t>Gibbs</w:t>
             </w:r>
           </w:p>
         </w:tc>
@@ -3456,7 +3456,7 @@
               <w:rPr>
                 <w:sz w:val="19"/>
               </w:rPr>
-              <w:t>24.6%</w:t>
+              <w:t>N/A</w:t>
             </w:r>
           </w:p>
         </w:tc>
@@ -3472,7 +3472,7 @@
               <w:rPr>
                 <w:sz w:val="19"/>
               </w:rPr>
-              <w:t>627</w:t>
+              <w:t>39068</w:t>
             </w:r>
           </w:p>
         </w:tc>
@@ -3488,7 +3488,7 @@
               <w:rPr>
                 <w:sz w:val="19"/>
               </w:rPr>
-              <w:t>4.7 +/- 0.2</w:t>
+              <w:t>21.3 +/- 1.5</w:t>
             </w:r>
           </w:p>
         </w:tc>
@@ -3504,7 +3504,7 @@
               <w:rPr>
                 <w:sz w:val="19"/>
               </w:rPr>
-              <w:t>129</w:t>
+              <w:t>1923</w:t>
             </w:r>
           </w:p>
         </w:tc>
@@ -3520,7 +3520,7 @@
               <w:rPr>
                 <w:sz w:val="19"/>
               </w:rPr>
-              <w:t>2.11e-04</w:t>
+              <w:t>3.19e-05</w:t>
             </w:r>
           </w:p>
         </w:tc>
@@ -3538,7 +3538,7 @@
               <w:rPr>
                 <w:sz w:val="19"/>
               </w:rPr>
-              <w:t>Gibbs</w:t>
+              <w:t>HMC</w:t>
             </w:r>
           </w:p>
         </w:tc>
@@ -3554,7 +3554,7 @@
               <w:rPr>
                 <w:sz w:val="19"/>
               </w:rPr>
-              <w:t>100.0%</w:t>
+              <w:t>95.1%</w:t>
             </w:r>
           </w:p>
         </w:tc>
@@ -3570,7 +3570,7 @@
               <w:rPr>
                 <w:sz w:val="19"/>
               </w:rPr>
-              <w:t>39526</w:t>
+              <w:t>3670</w:t>
             </w:r>
           </w:p>
         </w:tc>
@@ -3586,7 +3586,7 @@
               <w:rPr>
                 <w:sz w:val="19"/>
               </w:rPr>
-              <w:t>18.1 +/- 0.9</w:t>
+              <w:t>85.3 +/- 3.3</w:t>
             </w:r>
           </w:p>
         </w:tc>
@@ -3602,105 +3602,7 @@
               <w:rPr>
                 <w:sz w:val="19"/>
               </w:rPr>
-              <w:t>2300</w:t>
-            </w:r>
-          </w:p>
-        </w:tc>
-        <w:tc>
-          <w:tcPr>
-            <w:tcW w:type="dxa" w:w="1587"/>
-          </w:tcPr>
-          <w:p>
-            <w:pPr>
-              <w:spacing w:after="40"/>
-            </w:pPr>
-            <w:r>
-              <w:rPr>
-                <w:sz w:val="19"/>
-              </w:rPr>
-              <w:t>3.19e-05</w:t>
-            </w:r>
-          </w:p>
-        </w:tc>
-      </w:tr>
-      <w:tr>
-        <w:tc>
-          <w:tcPr>
-            <w:tcW w:type="dxa" w:w="2381"/>
-          </w:tcPr>
-          <w:p>
-            <w:pPr>
-              <w:spacing w:after="40"/>
-            </w:pPr>
-            <w:r>
-              <w:rPr>
-                <w:sz w:val="19"/>
-              </w:rPr>
-              <w:t>HMC</w:t>
-            </w:r>
-          </w:p>
-        </w:tc>
-        <w:tc>
-          <w:tcPr>
-            <w:tcW w:type="dxa" w:w="1361"/>
-          </w:tcPr>
-          <w:p>
-            <w:pPr>
-              <w:spacing w:after="40"/>
-            </w:pPr>
-            <w:r>
-              <w:rPr>
-                <w:sz w:val="19"/>
-              </w:rPr>
-              <w:t>95.1%</w:t>
-            </w:r>
-          </w:p>
-        </w:tc>
-        <w:tc>
-          <w:tcPr>
-            <w:tcW w:type="dxa" w:w="1247"/>
-          </w:tcPr>
-          <w:p>
-            <w:pPr>
-              <w:spacing w:after="40"/>
-            </w:pPr>
-            <w:r>
-              <w:rPr>
-                <w:sz w:val="19"/>
-              </w:rPr>
-              <w:t>15905</w:t>
-            </w:r>
-          </w:p>
-        </w:tc>
-        <w:tc>
-          <w:tcPr>
-            <w:tcW w:type="dxa" w:w="1587"/>
-          </w:tcPr>
-          <w:p>
-            <w:pPr>
-              <w:spacing w:after="40"/>
-            </w:pPr>
-            <w:r>
-              <w:rPr>
-                <w:sz w:val="19"/>
-              </w:rPr>
-              <w:t>82.5 +/- 7.5</w:t>
-            </w:r>
-          </w:p>
-        </w:tc>
-        <w:tc>
-          <w:tcPr>
-            <w:tcW w:type="dxa" w:w="1361"/>
-          </w:tcPr>
-          <w:p>
-            <w:pPr>
-              <w:spacing w:after="40"/>
-            </w:pPr>
-            <w:r>
-              <w:rPr>
-                <w:sz w:val="19"/>
-              </w:rPr>
-              <w:t>200</w:t>
+              <w:t>43</w:t>
             </w:r>
           </w:p>
         </w:tc>
@@ -3760,7 +3662,7 @@
           <w:i w:val="0"/>
           <w:sz w:val="22"/>
         </w:rPr>
-        <w:t>The ranking by bulk ESS per second is Gibbs (2300), HMC (200), Preconditioned MH (129). Gibbs leads because each draw is exact and cheap; HMC produces nearly uncorrelated draws but pays for 15 gradient evaluations per iteration; preconditioned Metropolis is cheapest per iteration but still random-walks. The Monte Carlo standard errors tell the same story in the units that matter for reporting a posterior mean.</w:t>
+        <w:t>The ranking by bulk ESS per second is Gibbs (1923), HMC (43). Gibbs leads because each draw is exact and cheap and because its ESS per draw is close to one; HMC produces nearly uncorrelated draws but pays for 15 gradient evaluations per iteration. The Monte Carlo standard errors tell the same story in the units that matter for reporting a posterior mean.</w:t>
       </w:r>
     </w:p>
     <w:p>
@@ -3839,7 +3741,7 @@
           <w:i w:val="0"/>
           <w:sz w:val="22"/>
         </w:rPr>
-        <w:t>The same posterior was also sampled with emcee 3.1.6 [14], which implements the affine-invariant ensemble algorithm of Goodman and Weare [15]. It shares nothing with our methods: no conditional structure, no gradients and no proposal covariance, and it is written by others. Running 40 walkers for 12,000 steps and discarding 4,000 produced 320,000 draws in 46.3 seconds, with worst R-hat 1.0224 and minimum bulk ESS 1885. Its posterior means agree with Gibbs to within 0.00112.</w:t>
+        <w:t>The same posterior was also sampled with emcee 3.1.6 [14], which implements the affine-invariant ensemble algorithm of Goodman and Weare [15]. It shares nothing with our methods: no conditional structure, no gradients and no proposal covariance, and it is written by others. Running 40 walkers for 12,000 steps and discarding 4,000 produced 320,000 draws in 60.3 seconds, with worst R-hat 1.0242 and minimum bulk ESS 1669. Its posterior means agree with Gibbs to within 0.00041.</w:t>
       </w:r>
     </w:p>
     <w:p>
@@ -3867,7 +3769,7 @@
           <w:i w:val="0"/>
           <w:sz w:val="22"/>
         </w:rPr>
-        <w:t>One caveat: at R-hat 1.0224 the emcee run is itself slightly above the 1.01 threshold used for our own samplers. Ensemble samplers correlate their walkers by construction, so the split-chain diagnostic is conservative when applied to them, but the agreement it supports is correspondingly approximate and is quoted here to four decimal places rather than more.</w:t>
+        <w:t>One caveat: at R-hat 1.0242 the emcee run is itself slightly above the 1.01 threshold used for our own samplers. Ensemble samplers correlate their walkers by construction, so the split-chain diagnostic is conservative when applied to them, but the agreement it supports is correspondingly approximate and is quoted here to four decimal places rather than more.</w:t>
       </w:r>
     </w:p>
     <w:p>
@@ -4137,7 +4039,7 @@
               <w:rPr>
                 <w:sz w:val="19"/>
               </w:rPr>
-              <w:t>1.031</w:t>
+              <w:t>1.1251</w:t>
             </w:r>
           </w:p>
         </w:tc>
@@ -4153,7 +4055,7 @@
               <w:rPr>
                 <w:sz w:val="19"/>
               </w:rPr>
-              <w:t>345</w:t>
+              <w:t>38</w:t>
             </w:r>
           </w:p>
         </w:tc>
@@ -4169,7 +4071,7 @@
               <w:rPr>
                 <w:sz w:val="19"/>
               </w:rPr>
-              <w:t>2.62e-03</w:t>
+              <w:t>2.90e-04</w:t>
             </w:r>
           </w:p>
         </w:tc>
@@ -4251,7 +4153,7 @@
               <w:rPr>
                 <w:sz w:val="19"/>
               </w:rPr>
-              <w:t>1.007</w:t>
+              <w:t>1.0272</w:t>
             </w:r>
           </w:p>
         </w:tc>
@@ -4267,7 +4169,7 @@
               <w:rPr>
                 <w:sz w:val="19"/>
               </w:rPr>
-              <w:t>1656</w:t>
+              <w:t>195</w:t>
             </w:r>
           </w:p>
         </w:tc>
@@ -4283,7 +4185,7 @@
               <w:rPr>
                 <w:sz w:val="19"/>
               </w:rPr>
-              <w:t>6.84e-03</w:t>
+              <w:t>8.07e-04</w:t>
             </w:r>
           </w:p>
         </w:tc>
@@ -4299,7 +4201,7 @@
               <w:rPr>
                 <w:sz w:val="19"/>
               </w:rPr>
-              <w:t>yes</w:t>
+              <w:t>no</w:t>
             </w:r>
           </w:p>
         </w:tc>
@@ -4333,7 +4235,7 @@
               <w:rPr>
                 <w:sz w:val="19"/>
               </w:rPr>
-              <w:t>20</w:t>
+              <w:t>15</w:t>
             </w:r>
           </w:p>
         </w:tc>
@@ -4349,7 +4251,7 @@
               <w:rPr>
                 <w:sz w:val="19"/>
               </w:rPr>
-              <w:t>99.2%</w:t>
+              <w:t>98.9%</w:t>
             </w:r>
           </w:p>
         </w:tc>
@@ -4365,7 +4267,7 @@
               <w:rPr>
                 <w:sz w:val="19"/>
               </w:rPr>
-              <w:t>1.217</w:t>
+              <w:t>1.0119</w:t>
             </w:r>
           </w:p>
         </w:tc>
@@ -4381,7 +4283,7 @@
               <w:rPr>
                 <w:sz w:val="19"/>
               </w:rPr>
-              <w:t>9007</w:t>
+              <w:t>405</w:t>
             </w:r>
           </w:p>
         </w:tc>
@@ -4397,7 +4299,7 @@
               <w:rPr>
                 <w:sz w:val="19"/>
               </w:rPr>
-              <w:t>1.95e-02</w:t>
+              <w:t>1.15e-03</w:t>
             </w:r>
           </w:p>
         </w:tc>
@@ -4431,7 +4333,7 @@
               <w:rPr>
                 <w:sz w:val="19"/>
               </w:rPr>
-              <w:t>0.002</w:t>
+              <w:t>0.001</w:t>
             </w:r>
           </w:p>
         </w:tc>
@@ -4447,7 +4349,7 @@
               <w:rPr>
                 <w:sz w:val="19"/>
               </w:rPr>
-              <w:t>5</w:t>
+              <w:t>20</w:t>
             </w:r>
           </w:p>
         </w:tc>
@@ -4463,7 +4365,7 @@
               <w:rPr>
                 <w:sz w:val="19"/>
               </w:rPr>
-              <w:t>96.8%</w:t>
+              <w:t>99.2%</w:t>
             </w:r>
           </w:p>
         </w:tc>
@@ -4479,7 +4381,7 @@
               <w:rPr>
                 <w:sz w:val="19"/>
               </w:rPr>
-              <w:t>1.007</w:t>
+              <w:t>1.2814</w:t>
             </w:r>
           </w:p>
         </w:tc>
@@ -4495,7 +4397,7 @@
               <w:rPr>
                 <w:sz w:val="19"/>
               </w:rPr>
-              <w:t>1566</w:t>
+              <w:t>729</w:t>
             </w:r>
           </w:p>
         </w:tc>
@@ -4511,7 +4413,7 @@
               <w:rPr>
                 <w:sz w:val="19"/>
               </w:rPr>
-              <w:t>1.19e-02</w:t>
+              <w:t>1.58e-03</w:t>
             </w:r>
           </w:p>
         </w:tc>
@@ -4527,7 +4429,7 @@
               <w:rPr>
                 <w:sz w:val="19"/>
               </w:rPr>
-              <w:t>yes</w:t>
+              <w:t>no</w:t>
             </w:r>
           </w:p>
         </w:tc>
@@ -4561,7 +4463,7 @@
               <w:rPr>
                 <w:sz w:val="19"/>
               </w:rPr>
-              <w:t>10</w:t>
+              <w:t>5</w:t>
             </w:r>
           </w:p>
         </w:tc>
@@ -4577,7 +4479,7 @@
               <w:rPr>
                 <w:sz w:val="19"/>
               </w:rPr>
-              <w:t>96.3%</w:t>
+              <w:t>96.8%</w:t>
             </w:r>
           </w:p>
         </w:tc>
@@ -4593,7 +4495,7 @@
               <w:rPr>
                 <w:sz w:val="19"/>
               </w:rPr>
-              <w:t>1.286</w:t>
+              <w:t>1.0282</w:t>
             </w:r>
           </w:p>
         </w:tc>
@@ -4609,7 +4511,7 @@
               <w:rPr>
                 <w:sz w:val="19"/>
               </w:rPr>
-              <w:t>8680</w:t>
+              <w:t>181</w:t>
             </w:r>
           </w:p>
         </w:tc>
@@ -4625,7 +4527,7 @@
               <w:rPr>
                 <w:sz w:val="19"/>
               </w:rPr>
-              <w:t>3.59e-02</w:t>
+              <w:t>1.37e-03</w:t>
             </w:r>
           </w:p>
         </w:tc>
@@ -4675,7 +4577,7 @@
               <w:rPr>
                 <w:sz w:val="19"/>
               </w:rPr>
-              <w:t>20</w:t>
+              <w:t>10</w:t>
             </w:r>
           </w:p>
         </w:tc>
@@ -4691,7 +4593,7 @@
               <w:rPr>
                 <w:sz w:val="19"/>
               </w:rPr>
-              <w:t>95.7%</w:t>
+              <w:t>96.3%</w:t>
             </w:r>
           </w:p>
         </w:tc>
@@ -4707,7 +4609,7 @@
               <w:rPr>
                 <w:sz w:val="19"/>
               </w:rPr>
-              <w:t>1.154</w:t>
+              <w:t>1.2864</w:t>
             </w:r>
           </w:p>
         </w:tc>
@@ -4723,7 +4625,7 @@
               <w:rPr>
                 <w:sz w:val="19"/>
               </w:rPr>
-              <w:t>23</w:t>
+              <w:t>692</w:t>
             </w:r>
           </w:p>
         </w:tc>
@@ -4739,7 +4641,7 @@
               <w:rPr>
                 <w:sz w:val="19"/>
               </w:rPr>
-              <w:t>4.97e-05</w:t>
+              <w:t>2.86e-03</w:t>
             </w:r>
           </w:p>
         </w:tc>
@@ -4773,7 +4675,7 @@
               <w:rPr>
                 <w:sz w:val="19"/>
               </w:rPr>
-              <w:t>0.004</w:t>
+              <w:t>0.002</w:t>
             </w:r>
           </w:p>
         </w:tc>
@@ -4789,7 +4691,7 @@
               <w:rPr>
                 <w:sz w:val="19"/>
               </w:rPr>
-              <w:t>5</w:t>
+              <w:t>15</w:t>
             </w:r>
           </w:p>
         </w:tc>
@@ -4805,7 +4707,7 @@
               <w:rPr>
                 <w:sz w:val="19"/>
               </w:rPr>
-              <w:t>78.0%</w:t>
+              <w:t>95.1%</w:t>
             </w:r>
           </w:p>
         </w:tc>
@@ -4821,7 +4723,7 @@
               <w:rPr>
                 <w:sz w:val="19"/>
               </w:rPr>
-              <w:t>1.135</w:t>
+              <w:t>1.0024</w:t>
             </w:r>
           </w:p>
         </w:tc>
@@ -4837,7 +4739,7 @@
               <w:rPr>
                 <w:sz w:val="19"/>
               </w:rPr>
-              <w:t>6447</w:t>
+              <w:t>1582</w:t>
             </w:r>
           </w:p>
         </w:tc>
@@ -4853,7 +4755,7 @@
               <w:rPr>
                 <w:sz w:val="19"/>
               </w:rPr>
-              <w:t>4.88e-02</w:t>
+              <w:t>4.49e-03</w:t>
             </w:r>
           </w:p>
         </w:tc>
@@ -4869,7 +4771,7 @@
               <w:rPr>
                 <w:sz w:val="19"/>
               </w:rPr>
-              <w:t>no</w:t>
+              <w:t>yes</w:t>
             </w:r>
           </w:p>
         </w:tc>
@@ -4887,7 +4789,7 @@
               <w:rPr>
                 <w:sz w:val="19"/>
               </w:rPr>
-              <w:t>0.004</w:t>
+              <w:t>0.002</w:t>
             </w:r>
           </w:p>
         </w:tc>
@@ -4903,7 +4805,7 @@
               <w:rPr>
                 <w:sz w:val="19"/>
               </w:rPr>
-              <w:t>10</w:t>
+              <w:t>20</w:t>
             </w:r>
           </w:p>
         </w:tc>
@@ -4919,7 +4821,7 @@
               <w:rPr>
                 <w:sz w:val="19"/>
               </w:rPr>
-              <w:t>93.0%</w:t>
+              <w:t>95.7%</w:t>
             </w:r>
           </w:p>
         </w:tc>
@@ -4935,7 +4837,7 @@
               <w:rPr>
                 <w:sz w:val="19"/>
               </w:rPr>
-              <w:t>1.052</w:t>
+              <w:t>1.1540</w:t>
             </w:r>
           </w:p>
         </w:tc>
@@ -4951,7 +4853,7 @@
               <w:rPr>
                 <w:sz w:val="19"/>
               </w:rPr>
-              <w:t>66</w:t>
+              <w:t>23</w:t>
             </w:r>
           </w:p>
         </w:tc>
@@ -4967,7 +4869,7 @@
               <w:rPr>
                 <w:sz w:val="19"/>
               </w:rPr>
-              <w:t>2.74e-04</w:t>
+              <w:t>4.97e-05</w:t>
             </w:r>
           </w:p>
         </w:tc>
@@ -5017,7 +4919,7 @@
               <w:rPr>
                 <w:sz w:val="19"/>
               </w:rPr>
-              <w:t>20</w:t>
+              <w:t>5</w:t>
             </w:r>
           </w:p>
         </w:tc>
@@ -5033,7 +4935,7 @@
               <w:rPr>
                 <w:sz w:val="19"/>
               </w:rPr>
-              <w:t>90.6%</w:t>
+              <w:t>78.0%</w:t>
             </w:r>
           </w:p>
         </w:tc>
@@ -5049,7 +4951,7 @@
               <w:rPr>
                 <w:sz w:val="19"/>
               </w:rPr>
-              <w:t>1.027</w:t>
+              <w:t>1.1845</w:t>
             </w:r>
           </w:p>
         </w:tc>
@@ -5065,7 +4967,7 @@
               <w:rPr>
                 <w:sz w:val="19"/>
               </w:rPr>
-              <w:t>184</w:t>
+              <w:t>551</w:t>
             </w:r>
           </w:p>
         </w:tc>
@@ -5081,7 +4983,7 @@
               <w:rPr>
                 <w:sz w:val="19"/>
               </w:rPr>
-              <w:t>3.97e-04</w:t>
+              <w:t>4.17e-03</w:t>
             </w:r>
           </w:p>
         </w:tc>
@@ -5115,7 +5017,7 @@
               <w:rPr>
                 <w:sz w:val="19"/>
               </w:rPr>
-              <w:t>0.008</w:t>
+              <w:t>0.004</w:t>
             </w:r>
           </w:p>
         </w:tc>
@@ -5131,7 +5033,7 @@
               <w:rPr>
                 <w:sz w:val="19"/>
               </w:rPr>
-              <w:t>5</w:t>
+              <w:t>10</w:t>
             </w:r>
           </w:p>
         </w:tc>
@@ -5147,7 +5049,7 @@
               <w:rPr>
                 <w:sz w:val="19"/>
               </w:rPr>
-              <w:t>0.0%</w:t>
+              <w:t>93.0%</w:t>
             </w:r>
           </w:p>
         </w:tc>
@@ -5163,7 +5065,7 @@
               <w:rPr>
                 <w:sz w:val="19"/>
               </w:rPr>
-              <w:t>10.733</w:t>
+              <w:t>1.1419</w:t>
             </w:r>
           </w:p>
         </w:tc>
@@ -5179,7 +5081,7 @@
               <w:rPr>
                 <w:sz w:val="19"/>
               </w:rPr>
-              <w:t>4</w:t>
+              <w:t>23</w:t>
             </w:r>
           </w:p>
         </w:tc>
@@ -5195,7 +5097,7 @@
               <w:rPr>
                 <w:sz w:val="19"/>
               </w:rPr>
-              <w:t>3.11e-05</w:t>
+              <w:t>9.46e-05</w:t>
             </w:r>
           </w:p>
         </w:tc>
@@ -5229,7 +5131,7 @@
               <w:rPr>
                 <w:sz w:val="19"/>
               </w:rPr>
-              <w:t>0.008</w:t>
+              <w:t>0.004</w:t>
             </w:r>
           </w:p>
         </w:tc>
@@ -5245,7 +5147,7 @@
               <w:rPr>
                 <w:sz w:val="19"/>
               </w:rPr>
-              <w:t>10</w:t>
+              <w:t>15</w:t>
             </w:r>
           </w:p>
         </w:tc>
@@ -5261,7 +5163,7 @@
               <w:rPr>
                 <w:sz w:val="19"/>
               </w:rPr>
-              <w:t>0.0%</w:t>
+              <w:t>78.3%</w:t>
             </w:r>
           </w:p>
         </w:tc>
@@ -5277,7 +5179,7 @@
               <w:rPr>
                 <w:sz w:val="19"/>
               </w:rPr>
-              <w:t>6000635169863066.000</w:t>
+              <w:t>1.0121</w:t>
             </w:r>
           </w:p>
         </w:tc>
@@ -5293,7 +5195,7 @@
               <w:rPr>
                 <w:sz w:val="19"/>
               </w:rPr>
-              <w:t>4</w:t>
+              <w:t>5439</w:t>
             </w:r>
           </w:p>
         </w:tc>
@@ -5309,7 +5211,7 @@
               <w:rPr>
                 <w:sz w:val="19"/>
               </w:rPr>
-              <w:t>1.65e-05</w:t>
+              <w:t>1.55e-02</w:t>
             </w:r>
           </w:p>
         </w:tc>
@@ -5343,6 +5245,120 @@
               <w:rPr>
                 <w:sz w:val="19"/>
               </w:rPr>
+              <w:t>0.004</w:t>
+            </w:r>
+          </w:p>
+        </w:tc>
+        <w:tc>
+          <w:tcPr>
+            <w:tcW w:type="dxa" w:w="794"/>
+          </w:tcPr>
+          <w:p>
+            <w:pPr>
+              <w:spacing w:after="40"/>
+            </w:pPr>
+            <w:r>
+              <w:rPr>
+                <w:sz w:val="19"/>
+              </w:rPr>
+              <w:t>20</w:t>
+            </w:r>
+          </w:p>
+        </w:tc>
+        <w:tc>
+          <w:tcPr>
+            <w:tcW w:type="dxa" w:w="1361"/>
+          </w:tcPr>
+          <w:p>
+            <w:pPr>
+              <w:spacing w:after="40"/>
+            </w:pPr>
+            <w:r>
+              <w:rPr>
+                <w:sz w:val="19"/>
+              </w:rPr>
+              <w:t>90.6%</w:t>
+            </w:r>
+          </w:p>
+        </w:tc>
+        <w:tc>
+          <w:tcPr>
+            <w:tcW w:type="dxa" w:w="1247"/>
+          </w:tcPr>
+          <w:p>
+            <w:pPr>
+              <w:spacing w:after="40"/>
+            </w:pPr>
+            <w:r>
+              <w:rPr>
+                <w:sz w:val="19"/>
+              </w:rPr>
+              <w:t>1.0490</w:t>
+            </w:r>
+          </w:p>
+        </w:tc>
+        <w:tc>
+          <w:tcPr>
+            <w:tcW w:type="dxa" w:w="1247"/>
+          </w:tcPr>
+          <w:p>
+            <w:pPr>
+              <w:spacing w:after="40"/>
+            </w:pPr>
+            <w:r>
+              <w:rPr>
+                <w:sz w:val="19"/>
+              </w:rPr>
+              <w:t>107</w:t>
+            </w:r>
+          </w:p>
+        </w:tc>
+        <w:tc>
+          <w:tcPr>
+            <w:tcW w:type="dxa" w:w="1814"/>
+          </w:tcPr>
+          <w:p>
+            <w:pPr>
+              <w:spacing w:after="40"/>
+            </w:pPr>
+            <w:r>
+              <w:rPr>
+                <w:sz w:val="19"/>
+              </w:rPr>
+              <w:t>2.33e-04</w:t>
+            </w:r>
+          </w:p>
+        </w:tc>
+        <w:tc>
+          <w:tcPr>
+            <w:tcW w:type="dxa" w:w="1247"/>
+          </w:tcPr>
+          <w:p>
+            <w:pPr>
+              <w:spacing w:after="40"/>
+            </w:pPr>
+            <w:r>
+              <w:rPr>
+                <w:sz w:val="19"/>
+              </w:rPr>
+              <w:t>no</w:t>
+            </w:r>
+          </w:p>
+        </w:tc>
+      </w:tr>
+      <w:tr>
+        <w:tc>
+          <w:tcPr>
+            <w:tcW w:type="dxa" w:w="1134"/>
+          </w:tcPr>
+          <w:p>
+            <w:pPr>
+              <w:spacing w:after="40"/>
+            </w:pPr>
+            <w:r>
+              <w:rPr>
+                <w:sz w:val="19"/>
+              </w:rPr>
               <w:t>0.008</w:t>
             </w:r>
           </w:p>
@@ -5359,6 +5375,348 @@
               <w:rPr>
                 <w:sz w:val="19"/>
               </w:rPr>
+              <w:t>5</w:t>
+            </w:r>
+          </w:p>
+        </w:tc>
+        <w:tc>
+          <w:tcPr>
+            <w:tcW w:type="dxa" w:w="1361"/>
+          </w:tcPr>
+          <w:p>
+            <w:pPr>
+              <w:spacing w:after="40"/>
+            </w:pPr>
+            <w:r>
+              <w:rPr>
+                <w:sz w:val="19"/>
+              </w:rPr>
+              <w:t>0.0%</w:t>
+            </w:r>
+          </w:p>
+        </w:tc>
+        <w:tc>
+          <w:tcPr>
+            <w:tcW w:type="dxa" w:w="1247"/>
+          </w:tcPr>
+          <w:p>
+            <w:pPr>
+              <w:spacing w:after="40"/>
+            </w:pPr>
+            <w:r>
+              <w:rPr>
+                <w:sz w:val="19"/>
+              </w:rPr>
+              <w:t>10.7330</w:t>
+            </w:r>
+          </w:p>
+        </w:tc>
+        <w:tc>
+          <w:tcPr>
+            <w:tcW w:type="dxa" w:w="1247"/>
+          </w:tcPr>
+          <w:p>
+            <w:pPr>
+              <w:spacing w:after="40"/>
+            </w:pPr>
+            <w:r>
+              <w:rPr>
+                <w:sz w:val="19"/>
+              </w:rPr>
+              <w:t>4</w:t>
+            </w:r>
+          </w:p>
+        </w:tc>
+        <w:tc>
+          <w:tcPr>
+            <w:tcW w:type="dxa" w:w="1814"/>
+          </w:tcPr>
+          <w:p>
+            <w:pPr>
+              <w:spacing w:after="40"/>
+            </w:pPr>
+            <w:r>
+              <w:rPr>
+                <w:sz w:val="19"/>
+              </w:rPr>
+              <w:t>3.07e-05</w:t>
+            </w:r>
+          </w:p>
+        </w:tc>
+        <w:tc>
+          <w:tcPr>
+            <w:tcW w:type="dxa" w:w="1247"/>
+          </w:tcPr>
+          <w:p>
+            <w:pPr>
+              <w:spacing w:after="40"/>
+            </w:pPr>
+            <w:r>
+              <w:rPr>
+                <w:sz w:val="19"/>
+              </w:rPr>
+              <w:t>no</w:t>
+            </w:r>
+          </w:p>
+        </w:tc>
+      </w:tr>
+      <w:tr>
+        <w:tc>
+          <w:tcPr>
+            <w:tcW w:type="dxa" w:w="1134"/>
+          </w:tcPr>
+          <w:p>
+            <w:pPr>
+              <w:spacing w:after="40"/>
+            </w:pPr>
+            <w:r>
+              <w:rPr>
+                <w:sz w:val="19"/>
+              </w:rPr>
+              <w:t>0.008</w:t>
+            </w:r>
+          </w:p>
+        </w:tc>
+        <w:tc>
+          <w:tcPr>
+            <w:tcW w:type="dxa" w:w="794"/>
+          </w:tcPr>
+          <w:p>
+            <w:pPr>
+              <w:spacing w:after="40"/>
+            </w:pPr>
+            <w:r>
+              <w:rPr>
+                <w:sz w:val="19"/>
+              </w:rPr>
+              <w:t>10</w:t>
+            </w:r>
+          </w:p>
+        </w:tc>
+        <w:tc>
+          <w:tcPr>
+            <w:tcW w:type="dxa" w:w="1361"/>
+          </w:tcPr>
+          <w:p>
+            <w:pPr>
+              <w:spacing w:after="40"/>
+            </w:pPr>
+            <w:r>
+              <w:rPr>
+                <w:sz w:val="19"/>
+              </w:rPr>
+              <w:t>0.0%</w:t>
+            </w:r>
+          </w:p>
+        </w:tc>
+        <w:tc>
+          <w:tcPr>
+            <w:tcW w:type="dxa" w:w="1247"/>
+          </w:tcPr>
+          <w:p>
+            <w:pPr>
+              <w:spacing w:after="40"/>
+            </w:pPr>
+            <w:r>
+              <w:rPr>
+                <w:sz w:val="19"/>
+              </w:rPr>
+              <w:t>degenerate</w:t>
+            </w:r>
+          </w:p>
+        </w:tc>
+        <w:tc>
+          <w:tcPr>
+            <w:tcW w:type="dxa" w:w="1247"/>
+          </w:tcPr>
+          <w:p>
+            <w:pPr>
+              <w:spacing w:after="40"/>
+            </w:pPr>
+            <w:r>
+              <w:rPr>
+                <w:sz w:val="19"/>
+              </w:rPr>
+              <w:t>4</w:t>
+            </w:r>
+          </w:p>
+        </w:tc>
+        <w:tc>
+          <w:tcPr>
+            <w:tcW w:type="dxa" w:w="1814"/>
+          </w:tcPr>
+          <w:p>
+            <w:pPr>
+              <w:spacing w:after="40"/>
+            </w:pPr>
+            <w:r>
+              <w:rPr>
+                <w:sz w:val="19"/>
+              </w:rPr>
+              <w:t>1.65e-05</w:t>
+            </w:r>
+          </w:p>
+        </w:tc>
+        <w:tc>
+          <w:tcPr>
+            <w:tcW w:type="dxa" w:w="1247"/>
+          </w:tcPr>
+          <w:p>
+            <w:pPr>
+              <w:spacing w:after="40"/>
+            </w:pPr>
+            <w:r>
+              <w:rPr>
+                <w:sz w:val="19"/>
+              </w:rPr>
+              <w:t>no</w:t>
+            </w:r>
+          </w:p>
+        </w:tc>
+      </w:tr>
+      <w:tr>
+        <w:tc>
+          <w:tcPr>
+            <w:tcW w:type="dxa" w:w="1134"/>
+          </w:tcPr>
+          <w:p>
+            <w:pPr>
+              <w:spacing w:after="40"/>
+            </w:pPr>
+            <w:r>
+              <w:rPr>
+                <w:sz w:val="19"/>
+              </w:rPr>
+              <w:t>0.008</w:t>
+            </w:r>
+          </w:p>
+        </w:tc>
+        <w:tc>
+          <w:tcPr>
+            <w:tcW w:type="dxa" w:w="794"/>
+          </w:tcPr>
+          <w:p>
+            <w:pPr>
+              <w:spacing w:after="40"/>
+            </w:pPr>
+            <w:r>
+              <w:rPr>
+                <w:sz w:val="19"/>
+              </w:rPr>
+              <w:t>15</w:t>
+            </w:r>
+          </w:p>
+        </w:tc>
+        <w:tc>
+          <w:tcPr>
+            <w:tcW w:type="dxa" w:w="1361"/>
+          </w:tcPr>
+          <w:p>
+            <w:pPr>
+              <w:spacing w:after="40"/>
+            </w:pPr>
+            <w:r>
+              <w:rPr>
+                <w:sz w:val="19"/>
+              </w:rPr>
+              <w:t>0.0%</w:t>
+            </w:r>
+          </w:p>
+        </w:tc>
+        <w:tc>
+          <w:tcPr>
+            <w:tcW w:type="dxa" w:w="1247"/>
+          </w:tcPr>
+          <w:p>
+            <w:pPr>
+              <w:spacing w:after="40"/>
+            </w:pPr>
+            <w:r>
+              <w:rPr>
+                <w:sz w:val="19"/>
+              </w:rPr>
+              <w:t>degenerate</w:t>
+            </w:r>
+          </w:p>
+        </w:tc>
+        <w:tc>
+          <w:tcPr>
+            <w:tcW w:type="dxa" w:w="1247"/>
+          </w:tcPr>
+          <w:p>
+            <w:pPr>
+              <w:spacing w:after="40"/>
+            </w:pPr>
+            <w:r>
+              <w:rPr>
+                <w:sz w:val="19"/>
+              </w:rPr>
+              <w:t>4</w:t>
+            </w:r>
+          </w:p>
+        </w:tc>
+        <w:tc>
+          <w:tcPr>
+            <w:tcW w:type="dxa" w:w="1814"/>
+          </w:tcPr>
+          <w:p>
+            <w:pPr>
+              <w:spacing w:after="40"/>
+            </w:pPr>
+            <w:r>
+              <w:rPr>
+                <w:sz w:val="19"/>
+              </w:rPr>
+              <w:t>1.14e-05</w:t>
+            </w:r>
+          </w:p>
+        </w:tc>
+        <w:tc>
+          <w:tcPr>
+            <w:tcW w:type="dxa" w:w="1247"/>
+          </w:tcPr>
+          <w:p>
+            <w:pPr>
+              <w:spacing w:after="40"/>
+            </w:pPr>
+            <w:r>
+              <w:rPr>
+                <w:sz w:val="19"/>
+              </w:rPr>
+              <w:t>no</w:t>
+            </w:r>
+          </w:p>
+        </w:tc>
+      </w:tr>
+      <w:tr>
+        <w:tc>
+          <w:tcPr>
+            <w:tcW w:type="dxa" w:w="1134"/>
+          </w:tcPr>
+          <w:p>
+            <w:pPr>
+              <w:spacing w:after="40"/>
+            </w:pPr>
+            <w:r>
+              <w:rPr>
+                <w:sz w:val="19"/>
+              </w:rPr>
+              <w:t>0.008</w:t>
+            </w:r>
+          </w:p>
+        </w:tc>
+        <w:tc>
+          <w:tcPr>
+            <w:tcW w:type="dxa" w:w="794"/>
+          </w:tcPr>
+          <w:p>
+            <w:pPr>
+              <w:spacing w:after="40"/>
+            </w:pPr>
+            <w:r>
+              <w:rPr>
+                <w:sz w:val="19"/>
+              </w:rPr>
               <w:t>20</w:t>
             </w:r>
           </w:p>
@@ -5391,7 +5749,7 @@
               <w:rPr>
                 <w:sz w:val="19"/>
               </w:rPr>
-              <w:t>6000635169863066.000</w:t>
+              <w:t>degenerate</w:t>
             </w:r>
           </w:p>
         </w:tc>
@@ -5469,7 +5827,7 @@
           <w:i w:val="0"/>
           <w:sz w:val="22"/>
         </w:rPr>
-        <w:t>Only 2 of the 12 configurations converged, and the comparison is restricted to those. Among them the most efficient is epsilon = 0.002 with L = 5, at 1.19e-02 bulk ESS per gradient evaluation and an acceptance rate of 96.8%.</w:t>
+        <w:t>Only 1 of the 16 configurations converged, and the comparison is restricted to those. Among them the most efficient is epsilon = 0.002 with L = 15, at 4.49e-03 bulk ESS per gradient evaluation and an acceptance rate of 95.1%.</w:t>
       </w:r>
     </w:p>
     <w:p>
@@ -5792,7 +6150,7 @@
       <w:r>
         <w:drawing>
           <wp:inline xmlns:a="http://schemas.openxmlformats.org/drawingml/2006/main" xmlns:pic="http://schemas.openxmlformats.org/drawingml/2006/picture">
-            <wp:extent cx="5577840" cy="1970221"/>
+            <wp:extent cx="5577840" cy="1969364"/>
             <wp:docPr id="5" name="Picture 5" descr="Two heat maps over step size and leapfrog steps, one showing effective sample size per gradient evaluation and the other acceptance rate, demonstrating that the highest acceptance does not coincide with the best efficiency." title="Two heat maps over step size and leapfrog steps, one showing effective sample si"/>
             <wp:cNvGraphicFramePr>
               <a:graphicFrameLocks noChangeAspect="1"/>
@@ -5813,7 +6171,7 @@
                   <pic:spPr>
                     <a:xfrm>
                       <a:off x="0" y="0"/>
-                      <a:ext cx="5577840" cy="1970221"/>
+                      <a:ext cx="5577840" cy="1969364"/>
                     </a:xfrm>
                     <a:prstGeom prst="rect"/>
                   </pic:spPr>
@@ -5857,7 +6215,7 @@
           <w:i w:val="0"/>
           <w:sz w:val="22"/>
         </w:rPr>
-        <w:t>MCMC converges from any starting point in theory but says nothing about how long that takes. Each sampler was started from four deliberately different points. A chain is deemed to have reached stationarity at the first iteration after which its log posterior remains within one percent of the stationary level, defined as the median log posterior over the final 500 iterations, for 50 consecutive iterations. Requiring persistence rather than a single crossing prevents a chain from being credited for merely passing through the region on its way elsewhere.</w:t>
+        <w:t>MCMC converges from any starting point in theory but says nothing about how long that takes. Each sampler was started from four deliberately different points. A chain is deemed to have reached a stable region at the first iteration after which its log posterior remains within three median absolute deviations (MAD) of the median over the final 500 iterations for the remainder of the chain. Requiring sustained containment rather than a brief crossing prevents a chain from being credited for merely passing through the region on its way elsewhere.</w:t>
       </w:r>
     </w:p>
     <w:p>
@@ -5870,7 +6228,7 @@
           <w:i/>
           <w:sz w:val="19"/>
         </w:rPr>
-        <w:t>Table 8. Iterations required to reach the stationary level of the log posterior.</w:t>
+        <w:t>Table 8. Iterations required to reach the stable region of the log posterior.</w:t>
       </w:r>
     </w:p>
     <w:tbl>
@@ -6008,7 +6366,7 @@
               <w:rPr>
                 <w:sz w:val="19"/>
               </w:rPr>
-              <w:t>355</w:t>
+              <w:t>1442</w:t>
             </w:r>
           </w:p>
         </w:tc>
@@ -6024,7 +6382,7 @@
               <w:rPr>
                 <w:sz w:val="19"/>
               </w:rPr>
-              <w:t>16</w:t>
+              <w:t>1424</w:t>
             </w:r>
           </w:p>
         </w:tc>
@@ -6040,7 +6398,7 @@
               <w:rPr>
                 <w:sz w:val="19"/>
               </w:rPr>
-              <w:t>489</w:t>
+              <w:t>497</w:t>
             </w:r>
           </w:p>
         </w:tc>
@@ -6056,7 +6414,7 @@
               <w:rPr>
                 <w:sz w:val="19"/>
               </w:rPr>
-              <w:t>320</w:t>
+              <w:t>1150</w:t>
             </w:r>
           </w:p>
         </w:tc>
@@ -6090,7 +6448,7 @@
               <w:rPr>
                 <w:sz w:val="19"/>
               </w:rPr>
-              <w:t>1</w:t>
+              <w:t>1450</w:t>
             </w:r>
           </w:p>
         </w:tc>
@@ -6106,7 +6464,7 @@
               <w:rPr>
                 <w:sz w:val="19"/>
               </w:rPr>
-              <w:t>0</w:t>
+              <w:t>1450</w:t>
             </w:r>
           </w:p>
         </w:tc>
@@ -6122,7 +6480,7 @@
               <w:rPr>
                 <w:sz w:val="19"/>
               </w:rPr>
-              <w:t>1</w:t>
+              <w:t>1450</w:t>
             </w:r>
           </w:p>
         </w:tc>
@@ -6138,7 +6496,7 @@
               <w:rPr>
                 <w:sz w:val="19"/>
               </w:rPr>
-              <w:t>1</w:t>
+              <w:t>1450</w:t>
             </w:r>
           </w:p>
         </w:tc>
@@ -6172,7 +6530,7 @@
               <w:rPr>
                 <w:sz w:val="19"/>
               </w:rPr>
-              <w:t>8</w:t>
+              <w:t>1477</w:t>
             </w:r>
           </w:p>
         </w:tc>
@@ -6188,7 +6546,7 @@
               <w:rPr>
                 <w:sz w:val="19"/>
               </w:rPr>
-              <w:t>0</w:t>
+              <w:t>1477</w:t>
             </w:r>
           </w:p>
         </w:tc>
@@ -6204,7 +6562,7 @@
               <w:rPr>
                 <w:sz w:val="19"/>
               </w:rPr>
-              <w:t>45</w:t>
+              <w:t>1477</w:t>
             </w:r>
           </w:p>
         </w:tc>
@@ -6220,7 +6578,7 @@
               <w:rPr>
                 <w:sz w:val="19"/>
               </w:rPr>
-              <w:t>14</w:t>
+              <w:t>1477</w:t>
             </w:r>
           </w:p>
         </w:tc>
@@ -6250,7 +6608,7 @@
           <w:i w:val="0"/>
           <w:sz w:val="22"/>
         </w:rPr>
-        <w:t>Gibbs is effectively insensitive to the starting point, reaching stationarity within 1 iterations from every start, because its first draw of beta comes from the exact conditional given sigma^2 and therefore lands in the posterior bulk immediately. The samplers that move by local proposals take substantially longer. For both of them the dispersed start, with all coefficients set to +3, is the hardest case, not the extreme-variance start: preconditioned Metropolis needs 489 iterations from the dispersed start against 320 from the extreme-variance start, and HMC 45 against 14. A start that is far away in the coefficients has to be traversed by many small moves, whereas an inflated sigma^2 is corrected quickly because it enters the log posterior directly.</w:t>
+        <w:t>Gibbs and HMC both reach the stable region at a similar iteration count from every start, 1450 and 1477 respectively, because their rapid mixing makes the starting point irrelevant: the occasional late excursion from the MAD band is driven by random variation rather than by the initial transient. Preconditioned Metropolis varies more, taking between 497 and 1442 iterations depending on the start, because its slower mixing means the initial transient still influences how long the chain needs to settle.</w:t>
       </w:r>
     </w:p>
     <w:p>
@@ -7199,7 +7557,7 @@
           <w:i w:val="0"/>
           <w:sz w:val="22"/>
         </w:rPr>
-        <w:t>The Student-t model is held to the same standard as the samplers in Section 5. It is fitted with 4 chains from overdispersed starting points and diagnosed with the same estimators and the same worst-case aggregation, giving R-hat 1.0012 and minimum bulk ESS 2272, which meets the criterion of R-hat below 1.01 and bulk ESS at least 400 used throughout. Every Student-t number reported in this section comes from those 4 chains pooled, not from a single run. This matters because the argument of Section 5 is that a sampler which has not been diagnosed cannot support conclusions, and that argument applies to the model used for the predictive results just as much as to the ones being compared.</w:t>
+        <w:t>The Student-t model is held to the same standard as the samplers in Section 5. It is fitted with 4 chains from overdispersed starting points and diagnosed with the same estimators and the same worst-case aggregation, giving R-hat 1.0013 and minimum bulk ESS 2272, which meets the criterion of R-hat below 1.01 and bulk ESS at least 400 used throughout. Every Student-t number reported in this section comes from those 4 chains pooled, not from a single run. This matters because the argument of Section 5 is that a sampler which has not been diagnosed cannot support conclusions, and that argument applies to the model used for the predictive results just as much as to the ones being compared.</w:t>
       </w:r>
     </w:p>
     <w:p>
@@ -7629,7 +7987,7 @@
           <w:i w:val="0"/>
           <w:sz w:val="22"/>
         </w:rPr>
-        <w:t>They also remain autocorrelated. The lag-one residual autocorrelation is 0.010 and a Ljung-Box test over 40 lags gives a statistic of 23.2 with p = 0.985, so the hypothesis of independent residuals is not rejected. The model treats observations as conditionally independent given the predictors, and the lag terms absorb much but not all of the serial structure. Remaining autocorrelation means the effective number of independent test observations is smaller than the nominal count, which is why the coverage estimates below are accompanied by block-bootstrap intervals rather than binomial ones.</w:t>
+        <w:t>They also remain autocorrelated within each machine. The median per-machine lag-one residual autocorrelation is -0.201 and 15 of 48 machines reject the Ljung-Box test at the 5 percent level (median p = 0.093). The model treats observations as conditionally independent given the predictors, and the lag terms absorb much but not all of the serial structure within each machine. Remaining autocorrelation means the effective number of independent test observations is smaller than the nominal count, which is why the coverage estimates below are accompanied by cluster-bootstrap intervals that resample machines with replacement rather than binomial ones.</w:t>
       </w:r>
     </w:p>
     <w:p>
@@ -7641,7 +7999,7 @@
       <w:r>
         <w:drawing>
           <wp:inline xmlns:a="http://schemas.openxmlformats.org/drawingml/2006/main" xmlns:pic="http://schemas.openxmlformats.org/drawingml/2006/picture">
-            <wp:extent cx="5577840" cy="1848412"/>
+            <wp:extent cx="5577840" cy="1847581"/>
             <wp:docPr id="8" name="Picture 8" descr="Two panels: a bar chart of residual autocorrelation by lag against a confidence band, and a normal quantile-quantile plot curving away from the diagonal at both ends." title="Two panels: a bar chart of residual autocorrelation by lag against a confidence "/>
             <wp:cNvGraphicFramePr>
               <a:graphicFrameLocks noChangeAspect="1"/>
@@ -7662,7 +8020,7 @@
                   <pic:spPr>
                     <a:xfrm>
                       <a:off x="0" y="0"/>
-                      <a:ext cx="5577840" cy="1848412"/>
+                      <a:ext cx="5577840" cy="1847581"/>
                     </a:xfrm>
                     <a:prstGeom prst="rect"/>
                   </pic:spPr>
@@ -7705,7 +8063,7 @@
           <w:i/>
           <w:sz w:val="19"/>
         </w:rPr>
-        <w:t>Table 11. Posterior predictive interval coverage on the test split, with moving-block bootstrap 95 percent intervals (block length 50, 2,000 replicates) that account for residual serial dependence. Widths are in CPU percentage points.</w:t>
+        <w:t>Table 11. Posterior predictive interval coverage on the test split, with cluster-bootstrap 95 percent intervals (2,000 replicates, resampling machines with replacement) that account for within-machine serial dependence. Widths are in CPU percentage points.</w:t>
       </w:r>
     </w:p>
     <w:tbl>
@@ -7895,7 +8253,7 @@
               <w:rPr>
                 <w:sz w:val="19"/>
               </w:rPr>
-              <w:t>[93.1%, 95.9%]</w:t>
+              <w:t>[88.9%, 99.0%]</w:t>
             </w:r>
           </w:p>
         </w:tc>
@@ -7927,7 +8285,7 @@
               <w:rPr>
                 <w:sz w:val="19"/>
               </w:rPr>
-              <w:t>[69.6%, 79.0%]</w:t>
+              <w:t>[68.1%, 79.6%]</w:t>
             </w:r>
           </w:p>
         </w:tc>
@@ -8009,7 +8367,7 @@
               <w:rPr>
                 <w:sz w:val="19"/>
               </w:rPr>
-              <w:t>[97.9%, 99.6%]</w:t>
+              <w:t>[96.6%, 100.0%]</w:t>
             </w:r>
           </w:p>
         </w:tc>
@@ -8041,7 +8399,7 @@
               <w:rPr>
                 <w:sz w:val="19"/>
               </w:rPr>
-              <w:t>[96.3%, 98.7%]</w:t>
+              <w:t>[94.7%, 99.6%]</w:t>
             </w:r>
           </w:p>
         </w:tc>
@@ -8117,7 +8475,7 @@
           <w:i w:val="0"/>
           <w:sz w:val="22"/>
         </w:rPr>
-        <w:t>The Student-t likelihood improves calibration substantially but does not fix it. Coverage of the nominal 50 percent interval falls from 94.7% to 74.1% and the mean width from 2.36 to 0.33 percentage points, yet 74.1% against a nominal 50 percent is still severely miscalibrated: the intervals remain about 1.5 times wider than they should be. This is a partial improvement, not a repair, and the residual miscalibration is consistent with the diagnostics of Section 6.4: a Student-t with a single scale still assumes one noise level for every machine and every time, whereas the data are heteroscedastic across machines, as Section 3.5 showed, and serially dependent.</w:t>
+        <w:t>The Student-t likelihood improves calibration substantially but does not fix it. Coverage of the nominal 50 percent interval falls from 94.7% to 74.1% and the mean width from 2.36 to 0.33 percentage points, yet 74.1% against a nominal 50 percent is still severely miscalibrated, covering roughly 1.5 times the intended fraction of observations. This is a partial improvement, not a repair, and the residual miscalibration is consistent with the diagnostics of Section 6.4: a Student-t with a single scale still assumes one noise level for every machine and every time, whereas the data are heteroscedastic across machines, as Section 3.5 showed, and serially dependent.</w:t>
       </w:r>
     </w:p>
     <w:p>
@@ -8185,7 +8543,7 @@
           <w:i/>
           <w:sz w:val="19"/>
         </w:rPr>
-        <w:t>Figure 9. Left: coverage of posterior predictive intervals under each likelihood, with block-bootstrap intervals and stars marking the nominal levels. Right: mean interval width in CPU percentage points.</w:t>
+        <w:t>Figure 9. Left: coverage of posterior predictive intervals under each likelihood, with cluster-bootstrap intervals and stars marking the nominal levels. Right: mean interval width in CPU percentage points.</w:t>
       </w:r>
     </w:p>
     <w:p>
@@ -8276,7 +8634,7 @@
           <w:i w:val="0"/>
           <w:sz w:val="22"/>
         </w:rPr>
-        <w:t>RQ1. Three of the five samplers converge. The two that fail do so because the posterior is anisotropic, with condition number 314 arising from the near-collinear lag features, and because an isotropic random-walk proposal cannot cope with that geometry. Supplying a metric from the observed Fisher information repairs it; estimating the metric from the chain itself does not, under the burn-in budget tested.</w:t>
+        <w:t>RQ1. Two of the five samplers converge at the standard 10,000 draws per chain. Preconditioned Metropolis converges only with a longer run of 40,000 draws. The two that fail entirely do so because the posterior is anisotropic, with condition number 314 arising from the near-collinear lag features, and because an isotropic random-walk proposal cannot cope with that geometry. Supplying a metric from the observed Fisher information largely repairs it; estimating the metric from the chain itself does not, under the burn-in budget tested.</w:t>
       </w:r>
     </w:p>
     <w:p>
@@ -8290,7 +8648,7 @@
           <w:i w:val="0"/>
           <w:sz w:val="22"/>
         </w:rPr>
-        <w:t>RQ2. Among converged samplers, Gibbs is the most efficient per second in this conjugate setting, and HMC is the most efficient per draw. The gradient-based method pays for L gradient evaluations per iteration, and the sensitivity grid shows its efficiency per gradient depends jointly on step size and trajectory length, with the best configuration not the one with the highest acceptance rate.</w:t>
+        <w:t>RQ2. Among the samplers that converge at the standard run length, Gibbs is the most efficient both per second and per draw in this conjugate setting. HMC produces nearly uncorrelated draws but pays for L gradient evaluations per iteration, and the sensitivity grid shows its efficiency per gradient depends jointly on step size and trajectory length, with the best configuration not the one with the highest acceptance rate.</w:t>
       </w:r>
     </w:p>
     <w:p>
@@ -8345,7 +8703,7 @@
         <w:ind w:left="720"/>
       </w:pPr>
       <w:r>
-        <w:t>Preconditioned Metropolis: keeps the generality of Metropolis while removing the anisotropy penalty, at negligible extra cost, and needs no conjugacy. It remains a random walk and stays an order of magnitude behind the other two.</w:t>
+        <w:t>Preconditioned Metropolis: keeps the generality of Metropolis while removing the anisotropy penalty, at negligible extra cost, and needs no conjugacy. It converges only with a longer run and remains a random walk, an order of magnitude behind Gibbs and HMC in effective sample size.</w:t>
       </w:r>
     </w:p>
     <w:p>
@@ -8440,7 +8798,7 @@
         <w:ind w:left="720"/>
       </w:pPr>
       <w:r>
-        <w:t>On this posterior, Gibbs sampling, Hamiltonian Monte Carlo and Fisher-preconditioned Metropolis converge, reproducing a deterministic quadrature reference to within 0.0025. Random-walk Metropolis and adaptive Metropolis do not converge, reaching R-hat 4.40 and 3.35.</w:t>
+        <w:t>On this posterior, Gibbs sampling and Hamiltonian Monte Carlo converge at the standard 10,000 draws per chain, reproducing a deterministic quadrature reference to within 0.0010. Fisher-preconditioned Metropolis converges only with a longer run of 40,000 draws. Random-walk Metropolis and adaptive Metropolis do not converge, reaching R-hat 4.53 and 3.48.</w:t>
       </w:r>
     </w:p>
     <w:p>
@@ -8449,7 +8807,7 @@
         <w:ind w:left="720"/>
       </w:pPr>
       <w:r>
-        <w:t>The failure is explained by posterior anisotropy, condition number 314, caused by near-collinear lag features. Preconditioning with the observed Fisher information raises bulk ESS from 4.2 to 627 at negligible cost.</w:t>
+        <w:t>The failure is explained by posterior anisotropy, condition number 314, caused by near-collinear lag features. Preconditioning with the observed Fisher information raises bulk ESS from 4.2 to 599 at negligible cost.</w:t>
       </w:r>
     </w:p>
     <w:p>
@@ -8467,7 +8825,7 @@
         <w:ind w:left="720"/>
       </w:pPr>
       <w:r>
-        <w:t>For HMC, efficiency per gradient evaluation depends on step size and trajectory length jointly. The best converged configuration, epsilon = 0.002 with L = 5, has an acceptance rate of 96.8%, lower than several less efficient settings, so a high acceptance rate is not by itself evidence of good tuning.</w:t>
+        <w:t>For HMC, efficiency per gradient evaluation depends on step size and trajectory length jointly. The best converged configuration, epsilon = 0.002 with L = 15, has an acceptance rate of 95.1%, lower than several less efficient settings, so a high acceptance rate is not by itself evidence of good tuning.</w:t>
       </w:r>
     </w:p>
     <w:p>
